--- a/LLM_/My side/POCs/POC file.docx
+++ b/LLM_/My side/POCs/POC file.docx
@@ -46,15 +46,7 @@
           <w:bCs/>
           <w:lang w:val="en-US"/>
         </w:rPr>
-        <w:t>Temperature Randomness Test</w:t>
-      </w:r>
-      <w:r>
-        <w:rPr>
-          <w:b/>
-          <w:bCs/>
-          <w:lang w:val="en-US"/>
-        </w:rPr>
-        <w:t>:</w:t>
+        <w:t>Temperature Randomness Test:</w:t>
       </w:r>
     </w:p>
     <w:p>
@@ -103,10 +95,11 @@
       </w:pPr>
       <w:r>
         <w:rPr>
+          <w:noProof/>
           <w:lang w:val="en-US"/>
         </w:rPr>
         <w:drawing>
-          <wp:anchor distT="0" distB="0" distL="114300" distR="114300" simplePos="0" relativeHeight="251658240" behindDoc="0" locked="0" layoutInCell="1" allowOverlap="1" wp14:anchorId="69A89486" wp14:editId="11781FF4">
+          <wp:anchor distT="0" distB="0" distL="114300" distR="114300" simplePos="0" relativeHeight="251658240" behindDoc="0" locked="0" layoutInCell="1" allowOverlap="1" wp14:anchorId="69A89486" wp14:editId="3CB0FB89">
             <wp:simplePos x="0" y="0"/>
             <wp:positionH relativeFrom="column">
               <wp:posOffset>3489960</wp:posOffset>
@@ -163,6 +156,7 @@
       </w:r>
       <w:r>
         <w:rPr>
+          <w:noProof/>
           <w:lang w:val="en-US"/>
         </w:rPr>
         <w:drawing>
@@ -228,15 +222,7 @@
           <w:bCs/>
           <w:lang w:val="en-US"/>
         </w:rPr>
-        <w:t>Logit Competition Test</w:t>
-      </w:r>
-      <w:r>
-        <w:rPr>
-          <w:b/>
-          <w:bCs/>
-          <w:lang w:val="en-US"/>
-        </w:rPr>
-        <w:t>:</w:t>
+        <w:t>Logit Competition Test:</w:t>
       </w:r>
     </w:p>
     <w:p>
@@ -293,6 +279,7 @@
       </w:r>
       <w:r>
         <w:rPr>
+          <w:noProof/>
           <w:lang w:val="en-US"/>
         </w:rPr>
         <w:drawing>
@@ -392,15 +379,7 @@
           <w:bCs/>
           <w:lang w:val="en-US"/>
         </w:rPr>
-        <w:t>Test</w:t>
-      </w:r>
-      <w:r>
-        <w:rPr>
-          <w:b/>
-          <w:bCs/>
-          <w:lang w:val="en-US"/>
-        </w:rPr>
-        <w:t xml:space="preserve"> :</w:t>
+        <w:t>Test :</w:t>
       </w:r>
       <w:proofErr w:type="gramEnd"/>
     </w:p>
@@ -438,10 +417,11 @@
       </w:pPr>
       <w:r>
         <w:rPr>
+          <w:noProof/>
           <w:lang w:val="en-US"/>
         </w:rPr>
         <w:drawing>
-          <wp:anchor distT="0" distB="0" distL="114300" distR="114300" simplePos="0" relativeHeight="251660288" behindDoc="0" locked="0" layoutInCell="1" allowOverlap="1" wp14:anchorId="00A9D547" wp14:editId="644AC479">
+          <wp:anchor distT="0" distB="0" distL="114300" distR="114300" simplePos="0" relativeHeight="251660288" behindDoc="0" locked="0" layoutInCell="1" allowOverlap="1" wp14:anchorId="00A9D547" wp14:editId="69249D3C">
             <wp:simplePos x="0" y="0"/>
             <wp:positionH relativeFrom="page">
               <wp:align>left</wp:align>
@@ -498,10 +478,11 @@
       </w:r>
       <w:r>
         <w:rPr>
+          <w:noProof/>
           <w:lang w:val="en-US"/>
         </w:rPr>
         <w:drawing>
-          <wp:anchor distT="0" distB="0" distL="114300" distR="114300" simplePos="0" relativeHeight="251659264" behindDoc="0" locked="0" layoutInCell="1" allowOverlap="1" wp14:anchorId="169CF03E" wp14:editId="1CFE568B">
+          <wp:anchor distT="0" distB="0" distL="114300" distR="114300" simplePos="0" relativeHeight="251659264" behindDoc="0" locked="0" layoutInCell="1" allowOverlap="1" wp14:anchorId="169CF03E" wp14:editId="03DDA58C">
             <wp:simplePos x="0" y="0"/>
             <wp:positionH relativeFrom="column">
               <wp:posOffset>2954215</wp:posOffset>
@@ -710,15 +691,7 @@
           <w:bCs/>
           <w:lang w:val="en-US"/>
         </w:rPr>
-        <w:t>Distribution Stability Test</w:t>
-      </w:r>
-      <w:r>
-        <w:rPr>
-          <w:b/>
-          <w:bCs/>
-          <w:lang w:val="en-US"/>
-        </w:rPr>
-        <w:t>:</w:t>
+        <w:t>Distribution Stability Test:</w:t>
       </w:r>
     </w:p>
     <w:p>
@@ -745,10 +718,11 @@
       </w:pPr>
       <w:r>
         <w:rPr>
+          <w:noProof/>
           <w:lang w:val="en-US"/>
         </w:rPr>
         <w:drawing>
-          <wp:anchor distT="0" distB="0" distL="114300" distR="114300" simplePos="0" relativeHeight="251661312" behindDoc="0" locked="0" layoutInCell="1" allowOverlap="1" wp14:anchorId="7945C299" wp14:editId="287CD294">
+          <wp:anchor distT="0" distB="0" distL="114300" distR="114300" simplePos="0" relativeHeight="251661312" behindDoc="0" locked="0" layoutInCell="1" allowOverlap="1" wp14:anchorId="7945C299" wp14:editId="152692E2">
             <wp:simplePos x="0" y="0"/>
             <wp:positionH relativeFrom="page">
               <wp:posOffset>76200</wp:posOffset>
@@ -805,10 +779,11 @@
       </w:r>
       <w:r>
         <w:rPr>
+          <w:noProof/>
           <w:lang w:val="en-US"/>
         </w:rPr>
         <w:drawing>
-          <wp:anchor distT="0" distB="0" distL="114300" distR="114300" simplePos="0" relativeHeight="251662336" behindDoc="0" locked="0" layoutInCell="1" allowOverlap="1" wp14:anchorId="24ADA07D" wp14:editId="76940B27">
+          <wp:anchor distT="0" distB="0" distL="114300" distR="114300" simplePos="0" relativeHeight="251662336" behindDoc="0" locked="0" layoutInCell="1" allowOverlap="1" wp14:anchorId="24ADA07D" wp14:editId="2CCB7A7B">
             <wp:simplePos x="0" y="0"/>
             <wp:positionH relativeFrom="column">
               <wp:posOffset>2809875</wp:posOffset>
@@ -1084,6 +1059,7 @@
       </w:pPr>
       <w:r>
         <w:rPr>
+          <w:noProof/>
           <w:lang w:val="en-US"/>
         </w:rPr>
         <w:drawing>
@@ -1185,10 +1161,11 @@
       </w:pPr>
       <w:r>
         <w:rPr>
+          <w:noProof/>
           <w:lang w:val="en-US"/>
         </w:rPr>
         <w:drawing>
-          <wp:anchor distT="0" distB="0" distL="114300" distR="114300" simplePos="0" relativeHeight="251663360" behindDoc="0" locked="0" layoutInCell="1" allowOverlap="1" wp14:anchorId="2C3F410D" wp14:editId="0F836E55">
+          <wp:anchor distT="0" distB="0" distL="114300" distR="114300" simplePos="0" relativeHeight="251663360" behindDoc="0" locked="0" layoutInCell="1" allowOverlap="1" wp14:anchorId="2C3F410D" wp14:editId="5E66E77C">
             <wp:simplePos x="0" y="0"/>
             <wp:positionH relativeFrom="margin">
               <wp:posOffset>-876300</wp:posOffset>
@@ -1281,10 +1258,11 @@
       </w:pPr>
       <w:r>
         <w:rPr>
+          <w:noProof/>
           <w:lang w:val="en-US"/>
         </w:rPr>
         <w:drawing>
-          <wp:anchor distT="0" distB="0" distL="114300" distR="114300" simplePos="0" relativeHeight="251664384" behindDoc="0" locked="0" layoutInCell="1" allowOverlap="1" wp14:anchorId="25BB0ED4" wp14:editId="5420F5D2">
+          <wp:anchor distT="0" distB="0" distL="114300" distR="114300" simplePos="0" relativeHeight="251664384" behindDoc="0" locked="0" layoutInCell="1" allowOverlap="1" wp14:anchorId="25BB0ED4" wp14:editId="691B7BBD">
             <wp:simplePos x="0" y="0"/>
             <wp:positionH relativeFrom="margin">
               <wp:posOffset>2874010</wp:posOffset>
@@ -1494,6 +1472,7 @@
       </w:pPr>
       <w:r>
         <w:rPr>
+          <w:noProof/>
           <w:lang w:val="en-US"/>
         </w:rPr>
         <w:drawing>
@@ -1670,6 +1649,7 @@
         <w:rPr>
           <w:b/>
           <w:bCs/>
+          <w:noProof/>
           <w:lang w:val="en-US"/>
         </w:rPr>
         <w:drawing>
@@ -1873,7 +1853,23 @@
         <w:rPr>
           <w:lang w:val="en-US"/>
         </w:rPr>
-        <w:t>Answer with ONE word only: A person receiving medical treatment in hospital is called a ______.</w:t>
+        <w:t>Answer with ONE word only: A person</w:t>
+      </w:r>
+    </w:p>
+    <w:p>
+      <w:pPr>
+        <w:tabs>
+          <w:tab w:val="left" w:pos="6978"/>
+        </w:tabs>
+        <w:rPr>
+          <w:lang w:val="en-US"/>
+        </w:rPr>
+      </w:pPr>
+      <w:r>
+        <w:rPr>
+          <w:lang w:val="en-US"/>
+        </w:rPr>
+        <w:t xml:space="preserve"> receiving medical treatment in hospital is called a ______.</w:t>
       </w:r>
       <w:r>
         <w:rPr>
@@ -1903,6 +1899,7 @@
       </w:pPr>
       <w:r>
         <w:rPr>
+          <w:noProof/>
           <w:lang w:val="en-US"/>
         </w:rPr>
         <w:drawing>
@@ -1943,6 +1940,7 @@
       </w:r>
       <w:r>
         <w:rPr>
+          <w:noProof/>
           <w:lang w:val="en-US"/>
         </w:rPr>
         <w:drawing>
